--- a/tests/corpus/06_objects.docx
+++ b/tests/corpus/06_objects.docx
@@ -16,16 +16,16 @@
           <w:noProof/>
         </w:rPr>
         <w:drawing>
-          <wp:inline distT="0" distB="0" distL="0" distR="0" wp14:anchorId="4CEF1C83" wp14:editId="20B3DFD5">
+          <wp:inline distT="0" distB="0" distL="0" distR="0" wp14:anchorId="2F0F77B9" wp14:editId="3E7F37FE">
             <wp:extent cx="5731510" cy="7417435"/>
             <wp:effectExtent l="0" t="0" r="2540" b="0"/>
-            <wp:docPr id="1286909828" name="Picture 1"/>
+            <wp:docPr id="1041184107" name="Picture 1"/>
             <wp:cNvGraphicFramePr/>
             <a:graphic xmlns:a="http://schemas.openxmlformats.org/drawingml/2006/main">
               <a:graphicData uri="http://schemas.openxmlformats.org/drawingml/2006/picture">
                 <pic:pic xmlns:pic="http://schemas.openxmlformats.org/drawingml/2006/picture">
                   <pic:nvPicPr>
-                    <pic:cNvPr id="1286909828" name=""/>
+                    <pic:cNvPr id="1041184107" name=""/>
                     <pic:cNvPicPr/>
                   </pic:nvPicPr>
                   <pic:blipFill>
@@ -97,7 +97,7 @@
       </w:r>
     </w:p>
     <w:p>
-      <w:ins w:id="1" w:author="giovanni castaldo" w:date="2026-10-11T02:01:00Z" w16du:dateUtc="2026-10-11T01:01:00Z">
+      <w:ins w:id="1" w:author="giovanni castaldo" w:date="2026-10-11T02:40:00Z" w16du:dateUtc="2026-10-11T01:40:00Z">
         <w:r>
           <w:t>Tracked insertion.</w:t>
         </w:r>
@@ -121,7 +121,7 @@
 
 <file path=word/comments.xml><?xml version="1.0" encoding="utf-8"?>
 <w:comments xmlns:wpc="http://schemas.microsoft.com/office/word/2010/wordprocessingCanvas" xmlns:cx="http://schemas.microsoft.com/office/drawing/2014/chartex" xmlns:cx1="http://schemas.microsoft.com/office/drawing/2015/9/8/chartex" xmlns:cx2="http://schemas.microsoft.com/office/drawing/2015/10/21/chartex" xmlns:cx3="http://schemas.microsoft.com/office/drawing/2016/5/9/chartex" xmlns:cx4="http://schemas.microsoft.com/office/drawing/2016/5/10/chartex" xmlns:cx5="http://schemas.microsoft.com/office/drawing/2016/5/11/chartex" xmlns:cx6="http://schemas.microsoft.com/office/drawing/2016/5/12/chartex" xmlns:cx7="http://schemas.microsoft.com/office/drawing/2016/5/13/chartex" xmlns:cx8="http://schemas.microsoft.com/office/drawing/2016/5/14/chartex" xmlns:mc="http://schemas.openxmlformats.org/markup-compatibility/2006" xmlns:aink="http://schemas.microsoft.com/office/drawing/2016/ink" xmlns:am3d="http://schemas.microsoft.com/office/drawing/2017/model3d" xmlns:o="urn:schemas-microsoft-com:office:office" xmlns:oel="http://schemas.microsoft.com/office/2019/extlst" xmlns:r="http://schemas.openxmlformats.org/officeDocument/2006/relationships" xmlns:m="http://schemas.openxmlformats.org/officeDocument/2006/math" xmlns:v="urn:schemas-microsoft-com:vml" xmlns:wp14="http://schemas.microsoft.com/office/word/2010/wordprocessingDrawing" xmlns:wp="http://schemas.openxmlformats.org/drawingml/2006/wordprocessingDrawing" xmlns:w10="urn:schemas-microsoft-com:office:word" xmlns:w="http://schemas.openxmlformats.org/wordprocessingml/2006/main" xmlns:w14="http://schemas.microsoft.com/office/word/2010/wordml" xmlns:w15="http://schemas.microsoft.com/office/word/2012/wordml" xmlns:w16cex="http://schemas.microsoft.com/office/word/2018/wordml/cex" xmlns:w16cid="http://schemas.microsoft.com/office/word/2016/wordml/cid" xmlns:w16="http://schemas.microsoft.com/office/word/2018/wordml" xmlns:w16du="http://schemas.microsoft.com/office/word/2023/wordml/word16du" xmlns:w16sdtdh="http://schemas.microsoft.com/office/word/2020/wordml/sdtdatahash" xmlns:w16sdtfl="http://schemas.microsoft.com/office/word/2024/wordml/sdtformatlock" xmlns:w16se="http://schemas.microsoft.com/office/word/2015/wordml/symex" xmlns:wpg="http://schemas.microsoft.com/office/word/2010/wordprocessingGroup" xmlns:wpi="http://schemas.microsoft.com/office/word/2010/wordprocessingInk" xmlns:wne="http://schemas.microsoft.com/office/word/2006/wordml" xmlns:wps="http://schemas.microsoft.com/office/word/2010/wordprocessingShape" mc:Ignorable="w14 w15 w16se w16cid w16 w16cex w16sdtdh w16sdtfl w16du wp14">
-  <w:comment w:id="0" w:author="giovanni castaldo" w:date="2026-10-11T02:01:00Z" w:initials="gc">
+  <w:comment w:id="0" w:author="giovanni castaldo" w:date="2026-10-11T02:40:00Z" w:initials="gc">
     <w:p>
       <w:pPr>
         <w:pStyle w:val="CommentText"/>
@@ -142,19 +142,19 @@
 
 <file path=word/commentsExtended.xml><?xml version="1.0" encoding="utf-8"?>
 <w15:commentsEx xmlns:wpc="http://schemas.microsoft.com/office/word/2010/wordprocessingCanvas" xmlns:cx="http://schemas.microsoft.com/office/drawing/2014/chartex" xmlns:cx1="http://schemas.microsoft.com/office/drawing/2015/9/8/chartex" xmlns:cx2="http://schemas.microsoft.com/office/drawing/2015/10/21/chartex" xmlns:cx3="http://schemas.microsoft.com/office/drawing/2016/5/9/chartex" xmlns:cx4="http://schemas.microsoft.com/office/drawing/2016/5/10/chartex" xmlns:cx5="http://schemas.microsoft.com/office/drawing/2016/5/11/chartex" xmlns:cx6="http://schemas.microsoft.com/office/drawing/2016/5/12/chartex" xmlns:cx7="http://schemas.microsoft.com/office/drawing/2016/5/13/chartex" xmlns:cx8="http://schemas.microsoft.com/office/drawing/2016/5/14/chartex" xmlns:mc="http://schemas.openxmlformats.org/markup-compatibility/2006" xmlns:aink="http://schemas.microsoft.com/office/drawing/2016/ink" xmlns:am3d="http://schemas.microsoft.com/office/drawing/2017/model3d" xmlns:o="urn:schemas-microsoft-com:office:office" xmlns:oel="http://schemas.microsoft.com/office/2019/extlst" xmlns:r="http://schemas.openxmlformats.org/officeDocument/2006/relationships" xmlns:m="http://schemas.openxmlformats.org/officeDocument/2006/math" xmlns:v="urn:schemas-microsoft-com:vml" xmlns:wp14="http://schemas.microsoft.com/office/word/2010/wordprocessingDrawing" xmlns:wp="http://schemas.openxmlformats.org/drawingml/2006/wordprocessingDrawing" xmlns:w10="urn:schemas-microsoft-com:office:word" xmlns:w="http://schemas.openxmlformats.org/wordprocessingml/2006/main" xmlns:w14="http://schemas.microsoft.com/office/word/2010/wordml" xmlns:w15="http://schemas.microsoft.com/office/word/2012/wordml" xmlns:w16cex="http://schemas.microsoft.com/office/word/2018/wordml/cex" xmlns:w16cid="http://schemas.microsoft.com/office/word/2016/wordml/cid" xmlns:w16="http://schemas.microsoft.com/office/word/2018/wordml" xmlns:w16du="http://schemas.microsoft.com/office/word/2023/wordml/word16du" xmlns:w16sdtdh="http://schemas.microsoft.com/office/word/2020/wordml/sdtdatahash" xmlns:w16sdtfl="http://schemas.microsoft.com/office/word/2024/wordml/sdtformatlock" xmlns:w16se="http://schemas.microsoft.com/office/word/2015/wordml/symex" xmlns:wpg="http://schemas.microsoft.com/office/word/2010/wordprocessingGroup" xmlns:wpi="http://schemas.microsoft.com/office/word/2010/wordprocessingInk" xmlns:wne="http://schemas.microsoft.com/office/word/2006/wordml" xmlns:wps="http://schemas.microsoft.com/office/word/2010/wordprocessingShape" mc:Ignorable="w14 w15 w16se w16cid w16 w16cex w16sdtdh w16sdtfl w16du wp14">
-  <w15:commentEx w15:paraId="1D4D91BC" w15:done="0"/>
+  <w15:commentEx w15:paraId="7834BE9D" w15:done="0"/>
 </w15:commentsEx>
 </file>
 
 <file path=word/commentsExtensible.xml><?xml version="1.0" encoding="utf-8"?>
 <w16cex:commentsExtensible xmlns:wpc="http://schemas.microsoft.com/office/word/2010/wordprocessingCanvas" xmlns:cx="http://schemas.microsoft.com/office/drawing/2014/chartex" xmlns:cx1="http://schemas.microsoft.com/office/drawing/2015/9/8/chartex" xmlns:cx2="http://schemas.microsoft.com/office/drawing/2015/10/21/chartex" xmlns:cx3="http://schemas.microsoft.com/office/drawing/2016/5/9/chartex" xmlns:cx4="http://schemas.microsoft.com/office/drawing/2016/5/10/chartex" xmlns:cx5="http://schemas.microsoft.com/office/drawing/2016/5/11/chartex" xmlns:cx6="http://schemas.microsoft.com/office/drawing/2016/5/12/chartex" xmlns:cx7="http://schemas.microsoft.com/office/drawing/2016/5/13/chartex" xmlns:cx8="http://schemas.microsoft.com/office/drawing/2016/5/14/chartex" xmlns:cr="http://schemas.microsoft.com/office/comments/2020/reactions" xmlns:mc="http://schemas.openxmlformats.org/markup-compatibility/2006" xmlns:aink="http://schemas.microsoft.com/office/drawing/2016/ink" xmlns:am3d="http://schemas.microsoft.com/office/drawing/2017/model3d" xmlns:o="urn:schemas-microsoft-com:office:office" xmlns:oel="http://schemas.microsoft.com/office/2019/extlst" xmlns:r="http://schemas.openxmlformats.org/officeDocument/2006/relationships" xmlns:m="http://schemas.openxmlformats.org/officeDocument/2006/math" xmlns:v="urn:schemas-microsoft-com:vml" xmlns:wp14="http://schemas.microsoft.com/office/word/2010/wordprocessingDrawing" xmlns:wp="http://schemas.openxmlformats.org/drawingml/2006/wordprocessingDrawing" xmlns:w10="urn:schemas-microsoft-com:office:word" xmlns:w="http://schemas.openxmlformats.org/wordprocessingml/2006/main" xmlns:w14="http://schemas.microsoft.com/office/word/2010/wordml" xmlns:w15="http://schemas.microsoft.com/office/word/2012/wordml" xmlns:w16cex="http://schemas.microsoft.com/office/word/2018/wordml/cex" xmlns:w16cid="http://schemas.microsoft.com/office/word/2016/wordml/cid" xmlns:w16="http://schemas.microsoft.com/office/word/2018/wordml" xmlns:w16du="http://schemas.microsoft.com/office/word/2023/wordml/word16du" xmlns:w16sdtdh="http://schemas.microsoft.com/office/word/2020/wordml/sdtdatahash" xmlns:w16sdtfl="http://schemas.microsoft.com/office/word/2024/wordml/sdtformatlock" xmlns:w16se="http://schemas.microsoft.com/office/word/2015/wordml/symex" xmlns:wpg="http://schemas.microsoft.com/office/word/2010/wordprocessingGroup" xmlns:wpi="http://schemas.microsoft.com/office/word/2010/wordprocessingInk" xmlns:wne="http://schemas.microsoft.com/office/word/2006/wordml" xmlns:wps="http://schemas.microsoft.com/office/word/2010/wordprocessingShape" mc:Ignorable="w14 w15 w16se w16cid w16 w16cex w16sdtdh w16sdtfl cr w16du wp14">
-  <w16cex:commentExtensible w16cex:durableId="3775261C" w16cex:dateUtc="2026-10-11T01:01:00Z"/>
+  <w16cex:commentExtensible w16cex:durableId="7CD32588" w16cex:dateUtc="2026-10-11T01:40:00Z"/>
 </w16cex:commentsExtensible>
 </file>
 
 <file path=word/commentsIds.xml><?xml version="1.0" encoding="utf-8"?>
 <w16cid:commentsIds xmlns:wpc="http://schemas.microsoft.com/office/word/2010/wordprocessingCanvas" xmlns:cx="http://schemas.microsoft.com/office/drawing/2014/chartex" xmlns:cx1="http://schemas.microsoft.com/office/drawing/2015/9/8/chartex" xmlns:cx2="http://schemas.microsoft.com/office/drawing/2015/10/21/chartex" xmlns:cx3="http://schemas.microsoft.com/office/drawing/2016/5/9/chartex" xmlns:cx4="http://schemas.microsoft.com/office/drawing/2016/5/10/chartex" xmlns:cx5="http://schemas.microsoft.com/office/drawing/2016/5/11/chartex" xmlns:cx6="http://schemas.microsoft.com/office/drawing/2016/5/12/chartex" xmlns:cx7="http://schemas.microsoft.com/office/drawing/2016/5/13/chartex" xmlns:cx8="http://schemas.microsoft.com/office/drawing/2016/5/14/chartex" xmlns:mc="http://schemas.openxmlformats.org/markup-compatibility/2006" xmlns:aink="http://schemas.microsoft.com/office/drawing/2016/ink" xmlns:am3d="http://schemas.microsoft.com/office/drawing/2017/model3d" xmlns:o="urn:schemas-microsoft-com:office:office" xmlns:oel="http://schemas.microsoft.com/office/2019/extlst" xmlns:r="http://schemas.openxmlformats.org/officeDocument/2006/relationships" xmlns:m="http://schemas.openxmlformats.org/officeDocument/2006/math" xmlns:v="urn:schemas-microsoft-com:vml" xmlns:wp14="http://schemas.microsoft.com/office/word/2010/wordprocessingDrawing" xmlns:wp="http://schemas.openxmlformats.org/drawingml/2006/wordprocessingDrawing" xmlns:w10="urn:schemas-microsoft-com:office:word" xmlns:w="http://schemas.openxmlformats.org/wordprocessingml/2006/main" xmlns:w14="http://schemas.microsoft.com/office/word/2010/wordml" xmlns:w15="http://schemas.microsoft.com/office/word/2012/wordml" xmlns:w16cex="http://schemas.microsoft.com/office/word/2018/wordml/cex" xmlns:w16cid="http://schemas.microsoft.com/office/word/2016/wordml/cid" xmlns:w16="http://schemas.microsoft.com/office/word/2018/wordml" xmlns:w16du="http://schemas.microsoft.com/office/word/2023/wordml/word16du" xmlns:w16sdtdh="http://schemas.microsoft.com/office/word/2020/wordml/sdtdatahash" xmlns:w16sdtfl="http://schemas.microsoft.com/office/word/2024/wordml/sdtformatlock" xmlns:w16se="http://schemas.microsoft.com/office/word/2015/wordml/symex" xmlns:wpg="http://schemas.microsoft.com/office/word/2010/wordprocessingGroup" xmlns:wpi="http://schemas.microsoft.com/office/word/2010/wordprocessingInk" xmlns:wne="http://schemas.microsoft.com/office/word/2006/wordml" xmlns:wps="http://schemas.microsoft.com/office/word/2010/wordprocessingShape" mc:Ignorable="w14 w15 w16se w16cid w16 w16cex w16sdtdh w16sdtfl w16du wp14">
-  <w16cid:commentId w16cid:paraId="1D4D91BC" w16cid:durableId="3775261C"/>
+  <w16cid:commentId w16cid:paraId="7834BE9D" w16cid:durableId="7CD32588"/>
 </w16cid:commentsIds>
 </file>
 
@@ -574,7 +574,7 @@
     <w:link w:val="Heading1Char"/>
     <w:uiPriority w:val="9"/>
     <w:qFormat/>
-    <w:rsid w:val="009E780F"/>
+    <w:rsid w:val="00960D6B"/>
     <w:pPr>
       <w:keepNext/>
       <w:keepLines/>
@@ -597,7 +597,7 @@
     <w:semiHidden/>
     <w:unhideWhenUsed/>
     <w:qFormat/>
-    <w:rsid w:val="009E780F"/>
+    <w:rsid w:val="00960D6B"/>
     <w:pPr>
       <w:keepNext/>
       <w:keepLines/>
@@ -620,7 +620,7 @@
     <w:semiHidden/>
     <w:unhideWhenUsed/>
     <w:qFormat/>
-    <w:rsid w:val="009E780F"/>
+    <w:rsid w:val="00960D6B"/>
     <w:pPr>
       <w:keepNext/>
       <w:keepLines/>
@@ -643,7 +643,7 @@
     <w:semiHidden/>
     <w:unhideWhenUsed/>
     <w:qFormat/>
-    <w:rsid w:val="009E780F"/>
+    <w:rsid w:val="00960D6B"/>
     <w:pPr>
       <w:keepNext/>
       <w:keepLines/>
@@ -666,7 +666,7 @@
     <w:semiHidden/>
     <w:unhideWhenUsed/>
     <w:qFormat/>
-    <w:rsid w:val="009E780F"/>
+    <w:rsid w:val="00960D6B"/>
     <w:pPr>
       <w:keepNext/>
       <w:keepLines/>
@@ -687,7 +687,7 @@
     <w:semiHidden/>
     <w:unhideWhenUsed/>
     <w:qFormat/>
-    <w:rsid w:val="009E780F"/>
+    <w:rsid w:val="00960D6B"/>
     <w:pPr>
       <w:keepNext/>
       <w:keepLines/>
@@ -710,7 +710,7 @@
     <w:semiHidden/>
     <w:unhideWhenUsed/>
     <w:qFormat/>
-    <w:rsid w:val="009E780F"/>
+    <w:rsid w:val="00960D6B"/>
     <w:pPr>
       <w:keepNext/>
       <w:keepLines/>
@@ -731,7 +731,7 @@
     <w:semiHidden/>
     <w:unhideWhenUsed/>
     <w:qFormat/>
-    <w:rsid w:val="009E780F"/>
+    <w:rsid w:val="00960D6B"/>
     <w:pPr>
       <w:keepNext/>
       <w:keepLines/>
@@ -754,7 +754,7 @@
     <w:semiHidden/>
     <w:unhideWhenUsed/>
     <w:qFormat/>
-    <w:rsid w:val="009E780F"/>
+    <w:rsid w:val="00960D6B"/>
     <w:pPr>
       <w:keepNext/>
       <w:keepLines/>
@@ -798,7 +798,7 @@
     <w:basedOn w:val="DefaultParagraphFont"/>
     <w:link w:val="Heading1"/>
     <w:uiPriority w:val="9"/>
-    <w:rsid w:val="009E780F"/>
+    <w:rsid w:val="00960D6B"/>
     <w:rPr>
       <w:rFonts w:asciiTheme="majorHAnsi" w:eastAsiaTheme="majorEastAsia" w:hAnsiTheme="majorHAnsi" w:cstheme="majorBidi"/>
       <w:color w:val="2F5496" w:themeColor="accent1" w:themeShade="BF"/>
@@ -812,7 +812,7 @@
     <w:link w:val="Heading2"/>
     <w:uiPriority w:val="9"/>
     <w:semiHidden/>
-    <w:rsid w:val="009E780F"/>
+    <w:rsid w:val="00960D6B"/>
     <w:rPr>
       <w:rFonts w:asciiTheme="majorHAnsi" w:eastAsiaTheme="majorEastAsia" w:hAnsiTheme="majorHAnsi" w:cstheme="majorBidi"/>
       <w:color w:val="2F5496" w:themeColor="accent1" w:themeShade="BF"/>
@@ -826,7 +826,7 @@
     <w:link w:val="Heading3"/>
     <w:uiPriority w:val="9"/>
     <w:semiHidden/>
-    <w:rsid w:val="009E780F"/>
+    <w:rsid w:val="00960D6B"/>
     <w:rPr>
       <w:rFonts w:eastAsiaTheme="majorEastAsia" w:cstheme="majorBidi"/>
       <w:color w:val="2F5496" w:themeColor="accent1" w:themeShade="BF"/>
@@ -840,7 +840,7 @@
     <w:link w:val="Heading4"/>
     <w:uiPriority w:val="9"/>
     <w:semiHidden/>
-    <w:rsid w:val="009E780F"/>
+    <w:rsid w:val="00960D6B"/>
     <w:rPr>
       <w:rFonts w:eastAsiaTheme="majorEastAsia" w:cstheme="majorBidi"/>
       <w:i/>
@@ -854,7 +854,7 @@
     <w:link w:val="Heading5"/>
     <w:uiPriority w:val="9"/>
     <w:semiHidden/>
-    <w:rsid w:val="009E780F"/>
+    <w:rsid w:val="00960D6B"/>
     <w:rPr>
       <w:rFonts w:eastAsiaTheme="majorEastAsia" w:cstheme="majorBidi"/>
       <w:color w:val="2F5496" w:themeColor="accent1" w:themeShade="BF"/>
@@ -866,7 +866,7 @@
     <w:link w:val="Heading6"/>
     <w:uiPriority w:val="9"/>
     <w:semiHidden/>
-    <w:rsid w:val="009E780F"/>
+    <w:rsid w:val="00960D6B"/>
     <w:rPr>
       <w:rFonts w:eastAsiaTheme="majorEastAsia" w:cstheme="majorBidi"/>
       <w:i/>
@@ -880,7 +880,7 @@
     <w:link w:val="Heading7"/>
     <w:uiPriority w:val="9"/>
     <w:semiHidden/>
-    <w:rsid w:val="009E780F"/>
+    <w:rsid w:val="00960D6B"/>
     <w:rPr>
       <w:rFonts w:eastAsiaTheme="majorEastAsia" w:cstheme="majorBidi"/>
       <w:color w:val="595959" w:themeColor="text1" w:themeTint="A6"/>
@@ -892,7 +892,7 @@
     <w:link w:val="Heading8"/>
     <w:uiPriority w:val="9"/>
     <w:semiHidden/>
-    <w:rsid w:val="009E780F"/>
+    <w:rsid w:val="00960D6B"/>
     <w:rPr>
       <w:rFonts w:eastAsiaTheme="majorEastAsia" w:cstheme="majorBidi"/>
       <w:i/>
@@ -906,7 +906,7 @@
     <w:link w:val="Heading9"/>
     <w:uiPriority w:val="9"/>
     <w:semiHidden/>
-    <w:rsid w:val="009E780F"/>
+    <w:rsid w:val="00960D6B"/>
     <w:rPr>
       <w:rFonts w:eastAsiaTheme="majorEastAsia" w:cstheme="majorBidi"/>
       <w:color w:val="272727" w:themeColor="text1" w:themeTint="D8"/>
@@ -919,7 +919,7 @@
     <w:link w:val="TitleChar"/>
     <w:uiPriority w:val="10"/>
     <w:qFormat/>
-    <w:rsid w:val="009E780F"/>
+    <w:rsid w:val="00960D6B"/>
     <w:pPr>
       <w:spacing w:after="80" w:line="240" w:lineRule="auto"/>
       <w:contextualSpacing/>
@@ -937,7 +937,7 @@
     <w:basedOn w:val="DefaultParagraphFont"/>
     <w:link w:val="Title"/>
     <w:uiPriority w:val="10"/>
-    <w:rsid w:val="009E780F"/>
+    <w:rsid w:val="00960D6B"/>
     <w:rPr>
       <w:rFonts w:asciiTheme="majorHAnsi" w:eastAsiaTheme="majorEastAsia" w:hAnsiTheme="majorHAnsi" w:cstheme="majorBidi"/>
       <w:spacing w:val="-10"/>
@@ -953,7 +953,7 @@
     <w:link w:val="SubtitleChar"/>
     <w:uiPriority w:val="11"/>
     <w:qFormat/>
-    <w:rsid w:val="009E780F"/>
+    <w:rsid w:val="00960D6B"/>
     <w:pPr>
       <w:numPr>
         <w:ilvl w:val="1"/>
@@ -972,7 +972,7 @@
     <w:basedOn w:val="DefaultParagraphFont"/>
     <w:link w:val="Subtitle"/>
     <w:uiPriority w:val="11"/>
-    <w:rsid w:val="009E780F"/>
+    <w:rsid w:val="00960D6B"/>
     <w:rPr>
       <w:rFonts w:eastAsiaTheme="majorEastAsia" w:cstheme="majorBidi"/>
       <w:color w:val="595959" w:themeColor="text1" w:themeTint="A6"/>
@@ -988,7 +988,7 @@
     <w:link w:val="QuoteChar"/>
     <w:uiPriority w:val="29"/>
     <w:qFormat/>
-    <w:rsid w:val="009E780F"/>
+    <w:rsid w:val="00960D6B"/>
     <w:pPr>
       <w:spacing w:before="160"/>
       <w:jc w:val="center"/>
@@ -1004,7 +1004,7 @@
     <w:basedOn w:val="DefaultParagraphFont"/>
     <w:link w:val="Quote"/>
     <w:uiPriority w:val="29"/>
-    <w:rsid w:val="009E780F"/>
+    <w:rsid w:val="00960D6B"/>
     <w:rPr>
       <w:i/>
       <w:iCs/>
@@ -1016,7 +1016,7 @@
     <w:basedOn w:val="Normal"/>
     <w:uiPriority w:val="34"/>
     <w:qFormat/>
-    <w:rsid w:val="009E780F"/>
+    <w:rsid w:val="00960D6B"/>
     <w:pPr>
       <w:ind w:left="720"/>
       <w:contextualSpacing/>
@@ -1027,7 +1027,7 @@
     <w:basedOn w:val="DefaultParagraphFont"/>
     <w:uiPriority w:val="21"/>
     <w:qFormat/>
-    <w:rsid w:val="009E780F"/>
+    <w:rsid w:val="00960D6B"/>
     <w:rPr>
       <w:i/>
       <w:iCs/>
@@ -1041,7 +1041,7 @@
     <w:link w:val="IntenseQuoteChar"/>
     <w:uiPriority w:val="30"/>
     <w:qFormat/>
-    <w:rsid w:val="009E780F"/>
+    <w:rsid w:val="00960D6B"/>
     <w:pPr>
       <w:pBdr>
         <w:top w:val="single" w:sz="4" w:space="10" w:color="2F5496" w:themeColor="accent1" w:themeShade="BF"/>
@@ -1062,7 +1062,7 @@
     <w:basedOn w:val="DefaultParagraphFont"/>
     <w:link w:val="IntenseQuote"/>
     <w:uiPriority w:val="30"/>
-    <w:rsid w:val="009E780F"/>
+    <w:rsid w:val="00960D6B"/>
     <w:rPr>
       <w:i/>
       <w:iCs/>
@@ -1074,7 +1074,7 @@
     <w:basedOn w:val="DefaultParagraphFont"/>
     <w:uiPriority w:val="32"/>
     <w:qFormat/>
-    <w:rsid w:val="009E780F"/>
+    <w:rsid w:val="00960D6B"/>
     <w:rPr>
       <w:b/>
       <w:bCs/>
@@ -1089,7 +1089,7 @@
     <w:uiPriority w:val="99"/>
     <w:semiHidden/>
     <w:unhideWhenUsed/>
-    <w:rsid w:val="009E780F"/>
+    <w:rsid w:val="00960D6B"/>
     <w:rPr>
       <w:sz w:val="16"/>
       <w:szCs w:val="16"/>
@@ -1102,7 +1102,7 @@
     <w:uiPriority w:val="99"/>
     <w:semiHidden/>
     <w:unhideWhenUsed/>
-    <w:rsid w:val="009E780F"/>
+    <w:rsid w:val="00960D6B"/>
     <w:pPr>
       <w:spacing w:line="240" w:lineRule="auto"/>
     </w:pPr>
@@ -1117,7 +1117,7 @@
     <w:link w:val="CommentText"/>
     <w:uiPriority w:val="99"/>
     <w:semiHidden/>
-    <w:rsid w:val="009E780F"/>
+    <w:rsid w:val="00960D6B"/>
     <w:rPr>
       <w:sz w:val="20"/>
       <w:szCs w:val="20"/>
@@ -1131,7 +1131,7 @@
     <w:uiPriority w:val="99"/>
     <w:semiHidden/>
     <w:unhideWhenUsed/>
-    <w:rsid w:val="009E780F"/>
+    <w:rsid w:val="00960D6B"/>
     <w:rPr>
       <w:b/>
       <w:bCs/>
@@ -1143,7 +1143,7 @@
     <w:link w:val="CommentSubject"/>
     <w:uiPriority w:val="99"/>
     <w:semiHidden/>
-    <w:rsid w:val="009E780F"/>
+    <w:rsid w:val="00960D6B"/>
     <w:rPr>
       <w:b/>
       <w:bCs/>

--- a/tests/corpus/06_objects.docx
+++ b/tests/corpus/06_objects.docx
@@ -16,16 +16,16 @@
           <w:noProof/>
         </w:rPr>
         <w:drawing>
-          <wp:inline distT="0" distB="0" distL="0" distR="0" wp14:anchorId="2F0F77B9" wp14:editId="3E7F37FE">
+          <wp:inline distT="0" distB="0" distL="0" distR="0" wp14:anchorId="484C9BC2" wp14:editId="4329E8FE">
             <wp:extent cx="5731510" cy="7417435"/>
             <wp:effectExtent l="0" t="0" r="2540" b="0"/>
-            <wp:docPr id="1041184107" name="Picture 1"/>
+            <wp:docPr id="817467823" name="Picture 1"/>
             <wp:cNvGraphicFramePr/>
             <a:graphic xmlns:a="http://schemas.openxmlformats.org/drawingml/2006/main">
               <a:graphicData uri="http://schemas.openxmlformats.org/drawingml/2006/picture">
                 <pic:pic xmlns:pic="http://schemas.openxmlformats.org/drawingml/2006/picture">
                   <pic:nvPicPr>
-                    <pic:cNvPr id="1041184107" name=""/>
+                    <pic:cNvPr id="817467823" name=""/>
                     <pic:cNvPicPr/>
                   </pic:nvPicPr>
                   <pic:blipFill>
@@ -97,8 +97,9 @@
       </w:r>
     </w:p>
     <w:p>
-      <w:ins w:id="1" w:author="giovanni castaldo" w:date="2026-10-11T02:40:00Z" w16du:dateUtc="2026-10-11T01:40:00Z">
+      <w:ins w:id="1" w:author="giovanni castaldo" w:date="2026-10-11T10:39:00Z" w16du:dateUtc="2026-10-11T09:39:00Z">
         <w:r>
+          <w:lastRenderedPageBreak/>
           <w:t>Tracked insertion.</w:t>
         </w:r>
       </w:ins>
@@ -121,7 +122,7 @@
 
 <file path=word/comments.xml><?xml version="1.0" encoding="utf-8"?>
 <w:comments xmlns:wpc="http://schemas.microsoft.com/office/word/2010/wordprocessingCanvas" xmlns:cx="http://schemas.microsoft.com/office/drawing/2014/chartex" xmlns:cx1="http://schemas.microsoft.com/office/drawing/2015/9/8/chartex" xmlns:cx2="http://schemas.microsoft.com/office/drawing/2015/10/21/chartex" xmlns:cx3="http://schemas.microsoft.com/office/drawing/2016/5/9/chartex" xmlns:cx4="http://schemas.microsoft.com/office/drawing/2016/5/10/chartex" xmlns:cx5="http://schemas.microsoft.com/office/drawing/2016/5/11/chartex" xmlns:cx6="http://schemas.microsoft.com/office/drawing/2016/5/12/chartex" xmlns:cx7="http://schemas.microsoft.com/office/drawing/2016/5/13/chartex" xmlns:cx8="http://schemas.microsoft.com/office/drawing/2016/5/14/chartex" xmlns:mc="http://schemas.openxmlformats.org/markup-compatibility/2006" xmlns:aink="http://schemas.microsoft.com/office/drawing/2016/ink" xmlns:am3d="http://schemas.microsoft.com/office/drawing/2017/model3d" xmlns:o="urn:schemas-microsoft-com:office:office" xmlns:oel="http://schemas.microsoft.com/office/2019/extlst" xmlns:r="http://schemas.openxmlformats.org/officeDocument/2006/relationships" xmlns:m="http://schemas.openxmlformats.org/officeDocument/2006/math" xmlns:v="urn:schemas-microsoft-com:vml" xmlns:wp14="http://schemas.microsoft.com/office/word/2010/wordprocessingDrawing" xmlns:wp="http://schemas.openxmlformats.org/drawingml/2006/wordprocessingDrawing" xmlns:w10="urn:schemas-microsoft-com:office:word" xmlns:w="http://schemas.openxmlformats.org/wordprocessingml/2006/main" xmlns:w14="http://schemas.microsoft.com/office/word/2010/wordml" xmlns:w15="http://schemas.microsoft.com/office/word/2012/wordml" xmlns:w16cex="http://schemas.microsoft.com/office/word/2018/wordml/cex" xmlns:w16cid="http://schemas.microsoft.com/office/word/2016/wordml/cid" xmlns:w16="http://schemas.microsoft.com/office/word/2018/wordml" xmlns:w16du="http://schemas.microsoft.com/office/word/2023/wordml/word16du" xmlns:w16sdtdh="http://schemas.microsoft.com/office/word/2020/wordml/sdtdatahash" xmlns:w16sdtfl="http://schemas.microsoft.com/office/word/2024/wordml/sdtformatlock" xmlns:w16se="http://schemas.microsoft.com/office/word/2015/wordml/symex" xmlns:wpg="http://schemas.microsoft.com/office/word/2010/wordprocessingGroup" xmlns:wpi="http://schemas.microsoft.com/office/word/2010/wordprocessingInk" xmlns:wne="http://schemas.microsoft.com/office/word/2006/wordml" xmlns:wps="http://schemas.microsoft.com/office/word/2010/wordprocessingShape" mc:Ignorable="w14 w15 w16se w16cid w16 w16cex w16sdtdh w16sdtfl w16du wp14">
-  <w:comment w:id="0" w:author="giovanni castaldo" w:date="2026-10-11T02:40:00Z" w:initials="gc">
+  <w:comment w:id="0" w:author="giovanni castaldo" w:date="2026-10-11T10:39:00Z" w:initials="gc">
     <w:p>
       <w:pPr>
         <w:pStyle w:val="CommentText"/>
@@ -142,19 +143,19 @@
 
 <file path=word/commentsExtended.xml><?xml version="1.0" encoding="utf-8"?>
 <w15:commentsEx xmlns:wpc="http://schemas.microsoft.com/office/word/2010/wordprocessingCanvas" xmlns:cx="http://schemas.microsoft.com/office/drawing/2014/chartex" xmlns:cx1="http://schemas.microsoft.com/office/drawing/2015/9/8/chartex" xmlns:cx2="http://schemas.microsoft.com/office/drawing/2015/10/21/chartex" xmlns:cx3="http://schemas.microsoft.com/office/drawing/2016/5/9/chartex" xmlns:cx4="http://schemas.microsoft.com/office/drawing/2016/5/10/chartex" xmlns:cx5="http://schemas.microsoft.com/office/drawing/2016/5/11/chartex" xmlns:cx6="http://schemas.microsoft.com/office/drawing/2016/5/12/chartex" xmlns:cx7="http://schemas.microsoft.com/office/drawing/2016/5/13/chartex" xmlns:cx8="http://schemas.microsoft.com/office/drawing/2016/5/14/chartex" xmlns:mc="http://schemas.openxmlformats.org/markup-compatibility/2006" xmlns:aink="http://schemas.microsoft.com/office/drawing/2016/ink" xmlns:am3d="http://schemas.microsoft.com/office/drawing/2017/model3d" xmlns:o="urn:schemas-microsoft-com:office:office" xmlns:oel="http://schemas.microsoft.com/office/2019/extlst" xmlns:r="http://schemas.openxmlformats.org/officeDocument/2006/relationships" xmlns:m="http://schemas.openxmlformats.org/officeDocument/2006/math" xmlns:v="urn:schemas-microsoft-com:vml" xmlns:wp14="http://schemas.microsoft.com/office/word/2010/wordprocessingDrawing" xmlns:wp="http://schemas.openxmlformats.org/drawingml/2006/wordprocessingDrawing" xmlns:w10="urn:schemas-microsoft-com:office:word" xmlns:w="http://schemas.openxmlformats.org/wordprocessingml/2006/main" xmlns:w14="http://schemas.microsoft.com/office/word/2010/wordml" xmlns:w15="http://schemas.microsoft.com/office/word/2012/wordml" xmlns:w16cex="http://schemas.microsoft.com/office/word/2018/wordml/cex" xmlns:w16cid="http://schemas.microsoft.com/office/word/2016/wordml/cid" xmlns:w16="http://schemas.microsoft.com/office/word/2018/wordml" xmlns:w16du="http://schemas.microsoft.com/office/word/2023/wordml/word16du" xmlns:w16sdtdh="http://schemas.microsoft.com/office/word/2020/wordml/sdtdatahash" xmlns:w16sdtfl="http://schemas.microsoft.com/office/word/2024/wordml/sdtformatlock" xmlns:w16se="http://schemas.microsoft.com/office/word/2015/wordml/symex" xmlns:wpg="http://schemas.microsoft.com/office/word/2010/wordprocessingGroup" xmlns:wpi="http://schemas.microsoft.com/office/word/2010/wordprocessingInk" xmlns:wne="http://schemas.microsoft.com/office/word/2006/wordml" xmlns:wps="http://schemas.microsoft.com/office/word/2010/wordprocessingShape" mc:Ignorable="w14 w15 w16se w16cid w16 w16cex w16sdtdh w16sdtfl w16du wp14">
-  <w15:commentEx w15:paraId="7834BE9D" w15:done="0"/>
+  <w15:commentEx w15:paraId="7975586A" w15:done="0"/>
 </w15:commentsEx>
 </file>
 
 <file path=word/commentsExtensible.xml><?xml version="1.0" encoding="utf-8"?>
 <w16cex:commentsExtensible xmlns:wpc="http://schemas.microsoft.com/office/word/2010/wordprocessingCanvas" xmlns:cx="http://schemas.microsoft.com/office/drawing/2014/chartex" xmlns:cx1="http://schemas.microsoft.com/office/drawing/2015/9/8/chartex" xmlns:cx2="http://schemas.microsoft.com/office/drawing/2015/10/21/chartex" xmlns:cx3="http://schemas.microsoft.com/office/drawing/2016/5/9/chartex" xmlns:cx4="http://schemas.microsoft.com/office/drawing/2016/5/10/chartex" xmlns:cx5="http://schemas.microsoft.com/office/drawing/2016/5/11/chartex" xmlns:cx6="http://schemas.microsoft.com/office/drawing/2016/5/12/chartex" xmlns:cx7="http://schemas.microsoft.com/office/drawing/2016/5/13/chartex" xmlns:cx8="http://schemas.microsoft.com/office/drawing/2016/5/14/chartex" xmlns:cr="http://schemas.microsoft.com/office/comments/2020/reactions" xmlns:mc="http://schemas.openxmlformats.org/markup-compatibility/2006" xmlns:aink="http://schemas.microsoft.com/office/drawing/2016/ink" xmlns:am3d="http://schemas.microsoft.com/office/drawing/2017/model3d" xmlns:o="urn:schemas-microsoft-com:office:office" xmlns:oel="http://schemas.microsoft.com/office/2019/extlst" xmlns:r="http://schemas.openxmlformats.org/officeDocument/2006/relationships" xmlns:m="http://schemas.openxmlformats.org/officeDocument/2006/math" xmlns:v="urn:schemas-microsoft-com:vml" xmlns:wp14="http://schemas.microsoft.com/office/word/2010/wordprocessingDrawing" xmlns:wp="http://schemas.openxmlformats.org/drawingml/2006/wordprocessingDrawing" xmlns:w10="urn:schemas-microsoft-com:office:word" xmlns:w="http://schemas.openxmlformats.org/wordprocessingml/2006/main" xmlns:w14="http://schemas.microsoft.com/office/word/2010/wordml" xmlns:w15="http://schemas.microsoft.com/office/word/2012/wordml" xmlns:w16cex="http://schemas.microsoft.com/office/word/2018/wordml/cex" xmlns:w16cid="http://schemas.microsoft.com/office/word/2016/wordml/cid" xmlns:w16="http://schemas.microsoft.com/office/word/2018/wordml" xmlns:w16du="http://schemas.microsoft.com/office/word/2023/wordml/word16du" xmlns:w16sdtdh="http://schemas.microsoft.com/office/word/2020/wordml/sdtdatahash" xmlns:w16sdtfl="http://schemas.microsoft.com/office/word/2024/wordml/sdtformatlock" xmlns:w16se="http://schemas.microsoft.com/office/word/2015/wordml/symex" xmlns:wpg="http://schemas.microsoft.com/office/word/2010/wordprocessingGroup" xmlns:wpi="http://schemas.microsoft.com/office/word/2010/wordprocessingInk" xmlns:wne="http://schemas.microsoft.com/office/word/2006/wordml" xmlns:wps="http://schemas.microsoft.com/office/word/2010/wordprocessingShape" mc:Ignorable="w14 w15 w16se w16cid w16 w16cex w16sdtdh w16sdtfl cr w16du wp14">
-  <w16cex:commentExtensible w16cex:durableId="7CD32588" w16cex:dateUtc="2026-10-11T01:40:00Z"/>
+  <w16cex:commentExtensible w16cex:durableId="0E4AFDC6" w16cex:dateUtc="2026-10-11T09:39:00Z"/>
 </w16cex:commentsExtensible>
 </file>
 
 <file path=word/commentsIds.xml><?xml version="1.0" encoding="utf-8"?>
 <w16cid:commentsIds xmlns:wpc="http://schemas.microsoft.com/office/word/2010/wordprocessingCanvas" xmlns:cx="http://schemas.microsoft.com/office/drawing/2014/chartex" xmlns:cx1="http://schemas.microsoft.com/office/drawing/2015/9/8/chartex" xmlns:cx2="http://schemas.microsoft.com/office/drawing/2015/10/21/chartex" xmlns:cx3="http://schemas.microsoft.com/office/drawing/2016/5/9/chartex" xmlns:cx4="http://schemas.microsoft.com/office/drawing/2016/5/10/chartex" xmlns:cx5="http://schemas.microsoft.com/office/drawing/2016/5/11/chartex" xmlns:cx6="http://schemas.microsoft.com/office/drawing/2016/5/12/chartex" xmlns:cx7="http://schemas.microsoft.com/office/drawing/2016/5/13/chartex" xmlns:cx8="http://schemas.microsoft.com/office/drawing/2016/5/14/chartex" xmlns:mc="http://schemas.openxmlformats.org/markup-compatibility/2006" xmlns:aink="http://schemas.microsoft.com/office/drawing/2016/ink" xmlns:am3d="http://schemas.microsoft.com/office/drawing/2017/model3d" xmlns:o="urn:schemas-microsoft-com:office:office" xmlns:oel="http://schemas.microsoft.com/office/2019/extlst" xmlns:r="http://schemas.openxmlformats.org/officeDocument/2006/relationships" xmlns:m="http://schemas.openxmlformats.org/officeDocument/2006/math" xmlns:v="urn:schemas-microsoft-com:vml" xmlns:wp14="http://schemas.microsoft.com/office/word/2010/wordprocessingDrawing" xmlns:wp="http://schemas.openxmlformats.org/drawingml/2006/wordprocessingDrawing" xmlns:w10="urn:schemas-microsoft-com:office:word" xmlns:w="http://schemas.openxmlformats.org/wordprocessingml/2006/main" xmlns:w14="http://schemas.microsoft.com/office/word/2010/wordml" xmlns:w15="http://schemas.microsoft.com/office/word/2012/wordml" xmlns:w16cex="http://schemas.microsoft.com/office/word/2018/wordml/cex" xmlns:w16cid="http://schemas.microsoft.com/office/word/2016/wordml/cid" xmlns:w16="http://schemas.microsoft.com/office/word/2018/wordml" xmlns:w16du="http://schemas.microsoft.com/office/word/2023/wordml/word16du" xmlns:w16sdtdh="http://schemas.microsoft.com/office/word/2020/wordml/sdtdatahash" xmlns:w16sdtfl="http://schemas.microsoft.com/office/word/2024/wordml/sdtformatlock" xmlns:w16se="http://schemas.microsoft.com/office/word/2015/wordml/symex" xmlns:wpg="http://schemas.microsoft.com/office/word/2010/wordprocessingGroup" xmlns:wpi="http://schemas.microsoft.com/office/word/2010/wordprocessingInk" xmlns:wne="http://schemas.microsoft.com/office/word/2006/wordml" xmlns:wps="http://schemas.microsoft.com/office/word/2010/wordprocessingShape" mc:Ignorable="w14 w15 w16se w16cid w16 w16cex w16sdtdh w16sdtfl w16du wp14">
-  <w16cid:commentId w16cid:paraId="7834BE9D" w16cid:durableId="7CD32588"/>
+  <w16cid:commentId w16cid:paraId="7975586A" w16cid:durableId="0E4AFDC6"/>
 </w16cid:commentsIds>
 </file>
 
@@ -574,7 +575,7 @@
     <w:link w:val="Heading1Char"/>
     <w:uiPriority w:val="9"/>
     <w:qFormat/>
-    <w:rsid w:val="00960D6B"/>
+    <w:rsid w:val="001C38FD"/>
     <w:pPr>
       <w:keepNext/>
       <w:keepLines/>
@@ -597,7 +598,7 @@
     <w:semiHidden/>
     <w:unhideWhenUsed/>
     <w:qFormat/>
-    <w:rsid w:val="00960D6B"/>
+    <w:rsid w:val="001C38FD"/>
     <w:pPr>
       <w:keepNext/>
       <w:keepLines/>
@@ -620,7 +621,7 @@
     <w:semiHidden/>
     <w:unhideWhenUsed/>
     <w:qFormat/>
-    <w:rsid w:val="00960D6B"/>
+    <w:rsid w:val="001C38FD"/>
     <w:pPr>
       <w:keepNext/>
       <w:keepLines/>
@@ -643,7 +644,7 @@
     <w:semiHidden/>
     <w:unhideWhenUsed/>
     <w:qFormat/>
-    <w:rsid w:val="00960D6B"/>
+    <w:rsid w:val="001C38FD"/>
     <w:pPr>
       <w:keepNext/>
       <w:keepLines/>
@@ -666,7 +667,7 @@
     <w:semiHidden/>
     <w:unhideWhenUsed/>
     <w:qFormat/>
-    <w:rsid w:val="00960D6B"/>
+    <w:rsid w:val="001C38FD"/>
     <w:pPr>
       <w:keepNext/>
       <w:keepLines/>
@@ -687,7 +688,7 @@
     <w:semiHidden/>
     <w:unhideWhenUsed/>
     <w:qFormat/>
-    <w:rsid w:val="00960D6B"/>
+    <w:rsid w:val="001C38FD"/>
     <w:pPr>
       <w:keepNext/>
       <w:keepLines/>
@@ -710,7 +711,7 @@
     <w:semiHidden/>
     <w:unhideWhenUsed/>
     <w:qFormat/>
-    <w:rsid w:val="00960D6B"/>
+    <w:rsid w:val="001C38FD"/>
     <w:pPr>
       <w:keepNext/>
       <w:keepLines/>
@@ -731,7 +732,7 @@
     <w:semiHidden/>
     <w:unhideWhenUsed/>
     <w:qFormat/>
-    <w:rsid w:val="00960D6B"/>
+    <w:rsid w:val="001C38FD"/>
     <w:pPr>
       <w:keepNext/>
       <w:keepLines/>
@@ -754,7 +755,7 @@
     <w:semiHidden/>
     <w:unhideWhenUsed/>
     <w:qFormat/>
-    <w:rsid w:val="00960D6B"/>
+    <w:rsid w:val="001C38FD"/>
     <w:pPr>
       <w:keepNext/>
       <w:keepLines/>
@@ -798,7 +799,7 @@
     <w:basedOn w:val="DefaultParagraphFont"/>
     <w:link w:val="Heading1"/>
     <w:uiPriority w:val="9"/>
-    <w:rsid w:val="00960D6B"/>
+    <w:rsid w:val="001C38FD"/>
     <w:rPr>
       <w:rFonts w:asciiTheme="majorHAnsi" w:eastAsiaTheme="majorEastAsia" w:hAnsiTheme="majorHAnsi" w:cstheme="majorBidi"/>
       <w:color w:val="2F5496" w:themeColor="accent1" w:themeShade="BF"/>
@@ -812,7 +813,7 @@
     <w:link w:val="Heading2"/>
     <w:uiPriority w:val="9"/>
     <w:semiHidden/>
-    <w:rsid w:val="00960D6B"/>
+    <w:rsid w:val="001C38FD"/>
     <w:rPr>
       <w:rFonts w:asciiTheme="majorHAnsi" w:eastAsiaTheme="majorEastAsia" w:hAnsiTheme="majorHAnsi" w:cstheme="majorBidi"/>
       <w:color w:val="2F5496" w:themeColor="accent1" w:themeShade="BF"/>
@@ -826,7 +827,7 @@
     <w:link w:val="Heading3"/>
     <w:uiPriority w:val="9"/>
     <w:semiHidden/>
-    <w:rsid w:val="00960D6B"/>
+    <w:rsid w:val="001C38FD"/>
     <w:rPr>
       <w:rFonts w:eastAsiaTheme="majorEastAsia" w:cstheme="majorBidi"/>
       <w:color w:val="2F5496" w:themeColor="accent1" w:themeShade="BF"/>
@@ -840,7 +841,7 @@
     <w:link w:val="Heading4"/>
     <w:uiPriority w:val="9"/>
     <w:semiHidden/>
-    <w:rsid w:val="00960D6B"/>
+    <w:rsid w:val="001C38FD"/>
     <w:rPr>
       <w:rFonts w:eastAsiaTheme="majorEastAsia" w:cstheme="majorBidi"/>
       <w:i/>
@@ -854,7 +855,7 @@
     <w:link w:val="Heading5"/>
     <w:uiPriority w:val="9"/>
     <w:semiHidden/>
-    <w:rsid w:val="00960D6B"/>
+    <w:rsid w:val="001C38FD"/>
     <w:rPr>
       <w:rFonts w:eastAsiaTheme="majorEastAsia" w:cstheme="majorBidi"/>
       <w:color w:val="2F5496" w:themeColor="accent1" w:themeShade="BF"/>
@@ -866,7 +867,7 @@
     <w:link w:val="Heading6"/>
     <w:uiPriority w:val="9"/>
     <w:semiHidden/>
-    <w:rsid w:val="00960D6B"/>
+    <w:rsid w:val="001C38FD"/>
     <w:rPr>
       <w:rFonts w:eastAsiaTheme="majorEastAsia" w:cstheme="majorBidi"/>
       <w:i/>
@@ -880,7 +881,7 @@
     <w:link w:val="Heading7"/>
     <w:uiPriority w:val="9"/>
     <w:semiHidden/>
-    <w:rsid w:val="00960D6B"/>
+    <w:rsid w:val="001C38FD"/>
     <w:rPr>
       <w:rFonts w:eastAsiaTheme="majorEastAsia" w:cstheme="majorBidi"/>
       <w:color w:val="595959" w:themeColor="text1" w:themeTint="A6"/>
@@ -892,7 +893,7 @@
     <w:link w:val="Heading8"/>
     <w:uiPriority w:val="9"/>
     <w:semiHidden/>
-    <w:rsid w:val="00960D6B"/>
+    <w:rsid w:val="001C38FD"/>
     <w:rPr>
       <w:rFonts w:eastAsiaTheme="majorEastAsia" w:cstheme="majorBidi"/>
       <w:i/>
@@ -906,7 +907,7 @@
     <w:link w:val="Heading9"/>
     <w:uiPriority w:val="9"/>
     <w:semiHidden/>
-    <w:rsid w:val="00960D6B"/>
+    <w:rsid w:val="001C38FD"/>
     <w:rPr>
       <w:rFonts w:eastAsiaTheme="majorEastAsia" w:cstheme="majorBidi"/>
       <w:color w:val="272727" w:themeColor="text1" w:themeTint="D8"/>
@@ -919,7 +920,7 @@
     <w:link w:val="TitleChar"/>
     <w:uiPriority w:val="10"/>
     <w:qFormat/>
-    <w:rsid w:val="00960D6B"/>
+    <w:rsid w:val="001C38FD"/>
     <w:pPr>
       <w:spacing w:after="80" w:line="240" w:lineRule="auto"/>
       <w:contextualSpacing/>
@@ -937,7 +938,7 @@
     <w:basedOn w:val="DefaultParagraphFont"/>
     <w:link w:val="Title"/>
     <w:uiPriority w:val="10"/>
-    <w:rsid w:val="00960D6B"/>
+    <w:rsid w:val="001C38FD"/>
     <w:rPr>
       <w:rFonts w:asciiTheme="majorHAnsi" w:eastAsiaTheme="majorEastAsia" w:hAnsiTheme="majorHAnsi" w:cstheme="majorBidi"/>
       <w:spacing w:val="-10"/>
@@ -953,7 +954,7 @@
     <w:link w:val="SubtitleChar"/>
     <w:uiPriority w:val="11"/>
     <w:qFormat/>
-    <w:rsid w:val="00960D6B"/>
+    <w:rsid w:val="001C38FD"/>
     <w:pPr>
       <w:numPr>
         <w:ilvl w:val="1"/>
@@ -972,7 +973,7 @@
     <w:basedOn w:val="DefaultParagraphFont"/>
     <w:link w:val="Subtitle"/>
     <w:uiPriority w:val="11"/>
-    <w:rsid w:val="00960D6B"/>
+    <w:rsid w:val="001C38FD"/>
     <w:rPr>
       <w:rFonts w:eastAsiaTheme="majorEastAsia" w:cstheme="majorBidi"/>
       <w:color w:val="595959" w:themeColor="text1" w:themeTint="A6"/>
@@ -988,7 +989,7 @@
     <w:link w:val="QuoteChar"/>
     <w:uiPriority w:val="29"/>
     <w:qFormat/>
-    <w:rsid w:val="00960D6B"/>
+    <w:rsid w:val="001C38FD"/>
     <w:pPr>
       <w:spacing w:before="160"/>
       <w:jc w:val="center"/>
@@ -1004,7 +1005,7 @@
     <w:basedOn w:val="DefaultParagraphFont"/>
     <w:link w:val="Quote"/>
     <w:uiPriority w:val="29"/>
-    <w:rsid w:val="00960D6B"/>
+    <w:rsid w:val="001C38FD"/>
     <w:rPr>
       <w:i/>
       <w:iCs/>
@@ -1016,7 +1017,7 @@
     <w:basedOn w:val="Normal"/>
     <w:uiPriority w:val="34"/>
     <w:qFormat/>
-    <w:rsid w:val="00960D6B"/>
+    <w:rsid w:val="001C38FD"/>
     <w:pPr>
       <w:ind w:left="720"/>
       <w:contextualSpacing/>
@@ -1027,7 +1028,7 @@
     <w:basedOn w:val="DefaultParagraphFont"/>
     <w:uiPriority w:val="21"/>
     <w:qFormat/>
-    <w:rsid w:val="00960D6B"/>
+    <w:rsid w:val="001C38FD"/>
     <w:rPr>
       <w:i/>
       <w:iCs/>
@@ -1041,7 +1042,7 @@
     <w:link w:val="IntenseQuoteChar"/>
     <w:uiPriority w:val="30"/>
     <w:qFormat/>
-    <w:rsid w:val="00960D6B"/>
+    <w:rsid w:val="001C38FD"/>
     <w:pPr>
       <w:pBdr>
         <w:top w:val="single" w:sz="4" w:space="10" w:color="2F5496" w:themeColor="accent1" w:themeShade="BF"/>
@@ -1062,7 +1063,7 @@
     <w:basedOn w:val="DefaultParagraphFont"/>
     <w:link w:val="IntenseQuote"/>
     <w:uiPriority w:val="30"/>
-    <w:rsid w:val="00960D6B"/>
+    <w:rsid w:val="001C38FD"/>
     <w:rPr>
       <w:i/>
       <w:iCs/>
@@ -1074,7 +1075,7 @@
     <w:basedOn w:val="DefaultParagraphFont"/>
     <w:uiPriority w:val="32"/>
     <w:qFormat/>
-    <w:rsid w:val="00960D6B"/>
+    <w:rsid w:val="001C38FD"/>
     <w:rPr>
       <w:b/>
       <w:bCs/>
@@ -1089,7 +1090,7 @@
     <w:uiPriority w:val="99"/>
     <w:semiHidden/>
     <w:unhideWhenUsed/>
-    <w:rsid w:val="00960D6B"/>
+    <w:rsid w:val="001C38FD"/>
     <w:rPr>
       <w:sz w:val="16"/>
       <w:szCs w:val="16"/>
@@ -1102,7 +1103,7 @@
     <w:uiPriority w:val="99"/>
     <w:semiHidden/>
     <w:unhideWhenUsed/>
-    <w:rsid w:val="00960D6B"/>
+    <w:rsid w:val="001C38FD"/>
     <w:pPr>
       <w:spacing w:line="240" w:lineRule="auto"/>
     </w:pPr>
@@ -1117,7 +1118,7 @@
     <w:link w:val="CommentText"/>
     <w:uiPriority w:val="99"/>
     <w:semiHidden/>
-    <w:rsid w:val="00960D6B"/>
+    <w:rsid w:val="001C38FD"/>
     <w:rPr>
       <w:sz w:val="20"/>
       <w:szCs w:val="20"/>
@@ -1131,7 +1132,7 @@
     <w:uiPriority w:val="99"/>
     <w:semiHidden/>
     <w:unhideWhenUsed/>
-    <w:rsid w:val="00960D6B"/>
+    <w:rsid w:val="001C38FD"/>
     <w:rPr>
       <w:b/>
       <w:bCs/>
@@ -1143,7 +1144,7 @@
     <w:link w:val="CommentSubject"/>
     <w:uiPriority w:val="99"/>
     <w:semiHidden/>
-    <w:rsid w:val="00960D6B"/>
+    <w:rsid w:val="001C38FD"/>
     <w:rPr>
       <w:b/>
       <w:bCs/>

--- a/tests/corpus/06_objects.docx
+++ b/tests/corpus/06_objects.docx
@@ -16,16 +16,16 @@
           <w:noProof/>
         </w:rPr>
         <w:drawing>
-          <wp:inline distT="0" distB="0" distL="0" distR="0" wp14:anchorId="484C9BC2" wp14:editId="4329E8FE">
+          <wp:inline distT="0" distB="0" distL="0" distR="0" wp14:anchorId="6513FB58" wp14:editId="5B632CEA">
             <wp:extent cx="5731510" cy="7417435"/>
             <wp:effectExtent l="0" t="0" r="2540" b="0"/>
-            <wp:docPr id="817467823" name="Picture 1"/>
+            <wp:docPr id="230794172" name="Picture 1"/>
             <wp:cNvGraphicFramePr/>
             <a:graphic xmlns:a="http://schemas.openxmlformats.org/drawingml/2006/main">
               <a:graphicData uri="http://schemas.openxmlformats.org/drawingml/2006/picture">
                 <pic:pic xmlns:pic="http://schemas.openxmlformats.org/drawingml/2006/picture">
                   <pic:nvPicPr>
-                    <pic:cNvPr id="817467823" name=""/>
+                    <pic:cNvPr id="230794172" name=""/>
                     <pic:cNvPicPr/>
                   </pic:nvPicPr>
                   <pic:blipFill>
@@ -97,7 +97,7 @@
       </w:r>
     </w:p>
     <w:p>
-      <w:ins w:id="1" w:author="giovanni castaldo" w:date="2026-10-11T10:39:00Z" w16du:dateUtc="2026-10-11T09:39:00Z">
+      <w:ins w:id="1" w:author="giovanni castaldo" w:date="2026-10-11T11:02:00Z" w16du:dateUtc="2026-10-11T10:02:00Z">
         <w:r>
           <w:lastRenderedPageBreak/>
           <w:t>Tracked insertion.</w:t>
@@ -122,7 +122,7 @@
 
 <file path=word/comments.xml><?xml version="1.0" encoding="utf-8"?>
 <w:comments xmlns:wpc="http://schemas.microsoft.com/office/word/2010/wordprocessingCanvas" xmlns:cx="http://schemas.microsoft.com/office/drawing/2014/chartex" xmlns:cx1="http://schemas.microsoft.com/office/drawing/2015/9/8/chartex" xmlns:cx2="http://schemas.microsoft.com/office/drawing/2015/10/21/chartex" xmlns:cx3="http://schemas.microsoft.com/office/drawing/2016/5/9/chartex" xmlns:cx4="http://schemas.microsoft.com/office/drawing/2016/5/10/chartex" xmlns:cx5="http://schemas.microsoft.com/office/drawing/2016/5/11/chartex" xmlns:cx6="http://schemas.microsoft.com/office/drawing/2016/5/12/chartex" xmlns:cx7="http://schemas.microsoft.com/office/drawing/2016/5/13/chartex" xmlns:cx8="http://schemas.microsoft.com/office/drawing/2016/5/14/chartex" xmlns:mc="http://schemas.openxmlformats.org/markup-compatibility/2006" xmlns:aink="http://schemas.microsoft.com/office/drawing/2016/ink" xmlns:am3d="http://schemas.microsoft.com/office/drawing/2017/model3d" xmlns:o="urn:schemas-microsoft-com:office:office" xmlns:oel="http://schemas.microsoft.com/office/2019/extlst" xmlns:r="http://schemas.openxmlformats.org/officeDocument/2006/relationships" xmlns:m="http://schemas.openxmlformats.org/officeDocument/2006/math" xmlns:v="urn:schemas-microsoft-com:vml" xmlns:wp14="http://schemas.microsoft.com/office/word/2010/wordprocessingDrawing" xmlns:wp="http://schemas.openxmlformats.org/drawingml/2006/wordprocessingDrawing" xmlns:w10="urn:schemas-microsoft-com:office:word" xmlns:w="http://schemas.openxmlformats.org/wordprocessingml/2006/main" xmlns:w14="http://schemas.microsoft.com/office/word/2010/wordml" xmlns:w15="http://schemas.microsoft.com/office/word/2012/wordml" xmlns:w16cex="http://schemas.microsoft.com/office/word/2018/wordml/cex" xmlns:w16cid="http://schemas.microsoft.com/office/word/2016/wordml/cid" xmlns:w16="http://schemas.microsoft.com/office/word/2018/wordml" xmlns:w16du="http://schemas.microsoft.com/office/word/2023/wordml/word16du" xmlns:w16sdtdh="http://schemas.microsoft.com/office/word/2020/wordml/sdtdatahash" xmlns:w16sdtfl="http://schemas.microsoft.com/office/word/2024/wordml/sdtformatlock" xmlns:w16se="http://schemas.microsoft.com/office/word/2015/wordml/symex" xmlns:wpg="http://schemas.microsoft.com/office/word/2010/wordprocessingGroup" xmlns:wpi="http://schemas.microsoft.com/office/word/2010/wordprocessingInk" xmlns:wne="http://schemas.microsoft.com/office/word/2006/wordml" xmlns:wps="http://schemas.microsoft.com/office/word/2010/wordprocessingShape" mc:Ignorable="w14 w15 w16se w16cid w16 w16cex w16sdtdh w16sdtfl w16du wp14">
-  <w:comment w:id="0" w:author="giovanni castaldo" w:date="2026-10-11T10:39:00Z" w:initials="gc">
+  <w:comment w:id="0" w:author="giovanni castaldo" w:date="2026-10-11T11:02:00Z" w:initials="gc">
     <w:p>
       <w:pPr>
         <w:pStyle w:val="CommentText"/>
@@ -143,19 +143,19 @@
 
 <file path=word/commentsExtended.xml><?xml version="1.0" encoding="utf-8"?>
 <w15:commentsEx xmlns:wpc="http://schemas.microsoft.com/office/word/2010/wordprocessingCanvas" xmlns:cx="http://schemas.microsoft.com/office/drawing/2014/chartex" xmlns:cx1="http://schemas.microsoft.com/office/drawing/2015/9/8/chartex" xmlns:cx2="http://schemas.microsoft.com/office/drawing/2015/10/21/chartex" xmlns:cx3="http://schemas.microsoft.com/office/drawing/2016/5/9/chartex" xmlns:cx4="http://schemas.microsoft.com/office/drawing/2016/5/10/chartex" xmlns:cx5="http://schemas.microsoft.com/office/drawing/2016/5/11/chartex" xmlns:cx6="http://schemas.microsoft.com/office/drawing/2016/5/12/chartex" xmlns:cx7="http://schemas.microsoft.com/office/drawing/2016/5/13/chartex" xmlns:cx8="http://schemas.microsoft.com/office/drawing/2016/5/14/chartex" xmlns:mc="http://schemas.openxmlformats.org/markup-compatibility/2006" xmlns:aink="http://schemas.microsoft.com/office/drawing/2016/ink" xmlns:am3d="http://schemas.microsoft.com/office/drawing/2017/model3d" xmlns:o="urn:schemas-microsoft-com:office:office" xmlns:oel="http://schemas.microsoft.com/office/2019/extlst" xmlns:r="http://schemas.openxmlformats.org/officeDocument/2006/relationships" xmlns:m="http://schemas.openxmlformats.org/officeDocument/2006/math" xmlns:v="urn:schemas-microsoft-com:vml" xmlns:wp14="http://schemas.microsoft.com/office/word/2010/wordprocessingDrawing" xmlns:wp="http://schemas.openxmlformats.org/drawingml/2006/wordprocessingDrawing" xmlns:w10="urn:schemas-microsoft-com:office:word" xmlns:w="http://schemas.openxmlformats.org/wordprocessingml/2006/main" xmlns:w14="http://schemas.microsoft.com/office/word/2010/wordml" xmlns:w15="http://schemas.microsoft.com/office/word/2012/wordml" xmlns:w16cex="http://schemas.microsoft.com/office/word/2018/wordml/cex" xmlns:w16cid="http://schemas.microsoft.com/office/word/2016/wordml/cid" xmlns:w16="http://schemas.microsoft.com/office/word/2018/wordml" xmlns:w16du="http://schemas.microsoft.com/office/word/2023/wordml/word16du" xmlns:w16sdtdh="http://schemas.microsoft.com/office/word/2020/wordml/sdtdatahash" xmlns:w16sdtfl="http://schemas.microsoft.com/office/word/2024/wordml/sdtformatlock" xmlns:w16se="http://schemas.microsoft.com/office/word/2015/wordml/symex" xmlns:wpg="http://schemas.microsoft.com/office/word/2010/wordprocessingGroup" xmlns:wpi="http://schemas.microsoft.com/office/word/2010/wordprocessingInk" xmlns:wne="http://schemas.microsoft.com/office/word/2006/wordml" xmlns:wps="http://schemas.microsoft.com/office/word/2010/wordprocessingShape" mc:Ignorable="w14 w15 w16se w16cid w16 w16cex w16sdtdh w16sdtfl w16du wp14">
-  <w15:commentEx w15:paraId="7975586A" w15:done="0"/>
+  <w15:commentEx w15:paraId="4BA103B7" w15:done="0"/>
 </w15:commentsEx>
 </file>
 
 <file path=word/commentsExtensible.xml><?xml version="1.0" encoding="utf-8"?>
 <w16cex:commentsExtensible xmlns:wpc="http://schemas.microsoft.com/office/word/2010/wordprocessingCanvas" xmlns:cx="http://schemas.microsoft.com/office/drawing/2014/chartex" xmlns:cx1="http://schemas.microsoft.com/office/drawing/2015/9/8/chartex" xmlns:cx2="http://schemas.microsoft.com/office/drawing/2015/10/21/chartex" xmlns:cx3="http://schemas.microsoft.com/office/drawing/2016/5/9/chartex" xmlns:cx4="http://schemas.microsoft.com/office/drawing/2016/5/10/chartex" xmlns:cx5="http://schemas.microsoft.com/office/drawing/2016/5/11/chartex" xmlns:cx6="http://schemas.microsoft.com/office/drawing/2016/5/12/chartex" xmlns:cx7="http://schemas.microsoft.com/office/drawing/2016/5/13/chartex" xmlns:cx8="http://schemas.microsoft.com/office/drawing/2016/5/14/chartex" xmlns:cr="http://schemas.microsoft.com/office/comments/2020/reactions" xmlns:mc="http://schemas.openxmlformats.org/markup-compatibility/2006" xmlns:aink="http://schemas.microsoft.com/office/drawing/2016/ink" xmlns:am3d="http://schemas.microsoft.com/office/drawing/2017/model3d" xmlns:o="urn:schemas-microsoft-com:office:office" xmlns:oel="http://schemas.microsoft.com/office/2019/extlst" xmlns:r="http://schemas.openxmlformats.org/officeDocument/2006/relationships" xmlns:m="http://schemas.openxmlformats.org/officeDocument/2006/math" xmlns:v="urn:schemas-microsoft-com:vml" xmlns:wp14="http://schemas.microsoft.com/office/word/2010/wordprocessingDrawing" xmlns:wp="http://schemas.openxmlformats.org/drawingml/2006/wordprocessingDrawing" xmlns:w10="urn:schemas-microsoft-com:office:word" xmlns:w="http://schemas.openxmlformats.org/wordprocessingml/2006/main" xmlns:w14="http://schemas.microsoft.com/office/word/2010/wordml" xmlns:w15="http://schemas.microsoft.com/office/word/2012/wordml" xmlns:w16cex="http://schemas.microsoft.com/office/word/2018/wordml/cex" xmlns:w16cid="http://schemas.microsoft.com/office/word/2016/wordml/cid" xmlns:w16="http://schemas.microsoft.com/office/word/2018/wordml" xmlns:w16du="http://schemas.microsoft.com/office/word/2023/wordml/word16du" xmlns:w16sdtdh="http://schemas.microsoft.com/office/word/2020/wordml/sdtdatahash" xmlns:w16sdtfl="http://schemas.microsoft.com/office/word/2024/wordml/sdtformatlock" xmlns:w16se="http://schemas.microsoft.com/office/word/2015/wordml/symex" xmlns:wpg="http://schemas.microsoft.com/office/word/2010/wordprocessingGroup" xmlns:wpi="http://schemas.microsoft.com/office/word/2010/wordprocessingInk" xmlns:wne="http://schemas.microsoft.com/office/word/2006/wordml" xmlns:wps="http://schemas.microsoft.com/office/word/2010/wordprocessingShape" mc:Ignorable="w14 w15 w16se w16cid w16 w16cex w16sdtdh w16sdtfl cr w16du wp14">
-  <w16cex:commentExtensible w16cex:durableId="0E4AFDC6" w16cex:dateUtc="2026-10-11T09:39:00Z"/>
+  <w16cex:commentExtensible w16cex:durableId="3EB5DAB7" w16cex:dateUtc="2026-10-11T10:02:00Z"/>
 </w16cex:commentsExtensible>
 </file>
 
 <file path=word/commentsIds.xml><?xml version="1.0" encoding="utf-8"?>
 <w16cid:commentsIds xmlns:wpc="http://schemas.microsoft.com/office/word/2010/wordprocessingCanvas" xmlns:cx="http://schemas.microsoft.com/office/drawing/2014/chartex" xmlns:cx1="http://schemas.microsoft.com/office/drawing/2015/9/8/chartex" xmlns:cx2="http://schemas.microsoft.com/office/drawing/2015/10/21/chartex" xmlns:cx3="http://schemas.microsoft.com/office/drawing/2016/5/9/chartex" xmlns:cx4="http://schemas.microsoft.com/office/drawing/2016/5/10/chartex" xmlns:cx5="http://schemas.microsoft.com/office/drawing/2016/5/11/chartex" xmlns:cx6="http://schemas.microsoft.com/office/drawing/2016/5/12/chartex" xmlns:cx7="http://schemas.microsoft.com/office/drawing/2016/5/13/chartex" xmlns:cx8="http://schemas.microsoft.com/office/drawing/2016/5/14/chartex" xmlns:mc="http://schemas.openxmlformats.org/markup-compatibility/2006" xmlns:aink="http://schemas.microsoft.com/office/drawing/2016/ink" xmlns:am3d="http://schemas.microsoft.com/office/drawing/2017/model3d" xmlns:o="urn:schemas-microsoft-com:office:office" xmlns:oel="http://schemas.microsoft.com/office/2019/extlst" xmlns:r="http://schemas.openxmlformats.org/officeDocument/2006/relationships" xmlns:m="http://schemas.openxmlformats.org/officeDocument/2006/math" xmlns:v="urn:schemas-microsoft-com:vml" xmlns:wp14="http://schemas.microsoft.com/office/word/2010/wordprocessingDrawing" xmlns:wp="http://schemas.openxmlformats.org/drawingml/2006/wordprocessingDrawing" xmlns:w10="urn:schemas-microsoft-com:office:word" xmlns:w="http://schemas.openxmlformats.org/wordprocessingml/2006/main" xmlns:w14="http://schemas.microsoft.com/office/word/2010/wordml" xmlns:w15="http://schemas.microsoft.com/office/word/2012/wordml" xmlns:w16cex="http://schemas.microsoft.com/office/word/2018/wordml/cex" xmlns:w16cid="http://schemas.microsoft.com/office/word/2016/wordml/cid" xmlns:w16="http://schemas.microsoft.com/office/word/2018/wordml" xmlns:w16du="http://schemas.microsoft.com/office/word/2023/wordml/word16du" xmlns:w16sdtdh="http://schemas.microsoft.com/office/word/2020/wordml/sdtdatahash" xmlns:w16sdtfl="http://schemas.microsoft.com/office/word/2024/wordml/sdtformatlock" xmlns:w16se="http://schemas.microsoft.com/office/word/2015/wordml/symex" xmlns:wpg="http://schemas.microsoft.com/office/word/2010/wordprocessingGroup" xmlns:wpi="http://schemas.microsoft.com/office/word/2010/wordprocessingInk" xmlns:wne="http://schemas.microsoft.com/office/word/2006/wordml" xmlns:wps="http://schemas.microsoft.com/office/word/2010/wordprocessingShape" mc:Ignorable="w14 w15 w16se w16cid w16 w16cex w16sdtdh w16sdtfl w16du wp14">
-  <w16cid:commentId w16cid:paraId="7975586A" w16cid:durableId="0E4AFDC6"/>
+  <w16cid:commentId w16cid:paraId="4BA103B7" w16cid:durableId="3EB5DAB7"/>
 </w16cid:commentsIds>
 </file>
 
@@ -575,7 +575,7 @@
     <w:link w:val="Heading1Char"/>
     <w:uiPriority w:val="9"/>
     <w:qFormat/>
-    <w:rsid w:val="001C38FD"/>
+    <w:rsid w:val="008D4BD4"/>
     <w:pPr>
       <w:keepNext/>
       <w:keepLines/>
@@ -598,7 +598,7 @@
     <w:semiHidden/>
     <w:unhideWhenUsed/>
     <w:qFormat/>
-    <w:rsid w:val="001C38FD"/>
+    <w:rsid w:val="008D4BD4"/>
     <w:pPr>
       <w:keepNext/>
       <w:keepLines/>
@@ -621,7 +621,7 @@
     <w:semiHidden/>
     <w:unhideWhenUsed/>
     <w:qFormat/>
-    <w:rsid w:val="001C38FD"/>
+    <w:rsid w:val="008D4BD4"/>
     <w:pPr>
       <w:keepNext/>
       <w:keepLines/>
@@ -644,7 +644,7 @@
     <w:semiHidden/>
     <w:unhideWhenUsed/>
     <w:qFormat/>
-    <w:rsid w:val="001C38FD"/>
+    <w:rsid w:val="008D4BD4"/>
     <w:pPr>
       <w:keepNext/>
       <w:keepLines/>
@@ -667,7 +667,7 @@
     <w:semiHidden/>
     <w:unhideWhenUsed/>
     <w:qFormat/>
-    <w:rsid w:val="001C38FD"/>
+    <w:rsid w:val="008D4BD4"/>
     <w:pPr>
       <w:keepNext/>
       <w:keepLines/>
@@ -688,7 +688,7 @@
     <w:semiHidden/>
     <w:unhideWhenUsed/>
     <w:qFormat/>
-    <w:rsid w:val="001C38FD"/>
+    <w:rsid w:val="008D4BD4"/>
     <w:pPr>
       <w:keepNext/>
       <w:keepLines/>
@@ -711,7 +711,7 @@
     <w:semiHidden/>
     <w:unhideWhenUsed/>
     <w:qFormat/>
-    <w:rsid w:val="001C38FD"/>
+    <w:rsid w:val="008D4BD4"/>
     <w:pPr>
       <w:keepNext/>
       <w:keepLines/>
@@ -732,7 +732,7 @@
     <w:semiHidden/>
     <w:unhideWhenUsed/>
     <w:qFormat/>
-    <w:rsid w:val="001C38FD"/>
+    <w:rsid w:val="008D4BD4"/>
     <w:pPr>
       <w:keepNext/>
       <w:keepLines/>
@@ -755,7 +755,7 @@
     <w:semiHidden/>
     <w:unhideWhenUsed/>
     <w:qFormat/>
-    <w:rsid w:val="001C38FD"/>
+    <w:rsid w:val="008D4BD4"/>
     <w:pPr>
       <w:keepNext/>
       <w:keepLines/>
@@ -799,7 +799,7 @@
     <w:basedOn w:val="DefaultParagraphFont"/>
     <w:link w:val="Heading1"/>
     <w:uiPriority w:val="9"/>
-    <w:rsid w:val="001C38FD"/>
+    <w:rsid w:val="008D4BD4"/>
     <w:rPr>
       <w:rFonts w:asciiTheme="majorHAnsi" w:eastAsiaTheme="majorEastAsia" w:hAnsiTheme="majorHAnsi" w:cstheme="majorBidi"/>
       <w:color w:val="2F5496" w:themeColor="accent1" w:themeShade="BF"/>
@@ -813,7 +813,7 @@
     <w:link w:val="Heading2"/>
     <w:uiPriority w:val="9"/>
     <w:semiHidden/>
-    <w:rsid w:val="001C38FD"/>
+    <w:rsid w:val="008D4BD4"/>
     <w:rPr>
       <w:rFonts w:asciiTheme="majorHAnsi" w:eastAsiaTheme="majorEastAsia" w:hAnsiTheme="majorHAnsi" w:cstheme="majorBidi"/>
       <w:color w:val="2F5496" w:themeColor="accent1" w:themeShade="BF"/>
@@ -827,7 +827,7 @@
     <w:link w:val="Heading3"/>
     <w:uiPriority w:val="9"/>
     <w:semiHidden/>
-    <w:rsid w:val="001C38FD"/>
+    <w:rsid w:val="008D4BD4"/>
     <w:rPr>
       <w:rFonts w:eastAsiaTheme="majorEastAsia" w:cstheme="majorBidi"/>
       <w:color w:val="2F5496" w:themeColor="accent1" w:themeShade="BF"/>
@@ -841,7 +841,7 @@
     <w:link w:val="Heading4"/>
     <w:uiPriority w:val="9"/>
     <w:semiHidden/>
-    <w:rsid w:val="001C38FD"/>
+    <w:rsid w:val="008D4BD4"/>
     <w:rPr>
       <w:rFonts w:eastAsiaTheme="majorEastAsia" w:cstheme="majorBidi"/>
       <w:i/>
@@ -855,7 +855,7 @@
     <w:link w:val="Heading5"/>
     <w:uiPriority w:val="9"/>
     <w:semiHidden/>
-    <w:rsid w:val="001C38FD"/>
+    <w:rsid w:val="008D4BD4"/>
     <w:rPr>
       <w:rFonts w:eastAsiaTheme="majorEastAsia" w:cstheme="majorBidi"/>
       <w:color w:val="2F5496" w:themeColor="accent1" w:themeShade="BF"/>
@@ -867,7 +867,7 @@
     <w:link w:val="Heading6"/>
     <w:uiPriority w:val="9"/>
     <w:semiHidden/>
-    <w:rsid w:val="001C38FD"/>
+    <w:rsid w:val="008D4BD4"/>
     <w:rPr>
       <w:rFonts w:eastAsiaTheme="majorEastAsia" w:cstheme="majorBidi"/>
       <w:i/>
@@ -881,7 +881,7 @@
     <w:link w:val="Heading7"/>
     <w:uiPriority w:val="9"/>
     <w:semiHidden/>
-    <w:rsid w:val="001C38FD"/>
+    <w:rsid w:val="008D4BD4"/>
     <w:rPr>
       <w:rFonts w:eastAsiaTheme="majorEastAsia" w:cstheme="majorBidi"/>
       <w:color w:val="595959" w:themeColor="text1" w:themeTint="A6"/>
@@ -893,7 +893,7 @@
     <w:link w:val="Heading8"/>
     <w:uiPriority w:val="9"/>
     <w:semiHidden/>
-    <w:rsid w:val="001C38FD"/>
+    <w:rsid w:val="008D4BD4"/>
     <w:rPr>
       <w:rFonts w:eastAsiaTheme="majorEastAsia" w:cstheme="majorBidi"/>
       <w:i/>
@@ -907,7 +907,7 @@
     <w:link w:val="Heading9"/>
     <w:uiPriority w:val="9"/>
     <w:semiHidden/>
-    <w:rsid w:val="001C38FD"/>
+    <w:rsid w:val="008D4BD4"/>
     <w:rPr>
       <w:rFonts w:eastAsiaTheme="majorEastAsia" w:cstheme="majorBidi"/>
       <w:color w:val="272727" w:themeColor="text1" w:themeTint="D8"/>
@@ -920,7 +920,7 @@
     <w:link w:val="TitleChar"/>
     <w:uiPriority w:val="10"/>
     <w:qFormat/>
-    <w:rsid w:val="001C38FD"/>
+    <w:rsid w:val="008D4BD4"/>
     <w:pPr>
       <w:spacing w:after="80" w:line="240" w:lineRule="auto"/>
       <w:contextualSpacing/>
@@ -938,7 +938,7 @@
     <w:basedOn w:val="DefaultParagraphFont"/>
     <w:link w:val="Title"/>
     <w:uiPriority w:val="10"/>
-    <w:rsid w:val="001C38FD"/>
+    <w:rsid w:val="008D4BD4"/>
     <w:rPr>
       <w:rFonts w:asciiTheme="majorHAnsi" w:eastAsiaTheme="majorEastAsia" w:hAnsiTheme="majorHAnsi" w:cstheme="majorBidi"/>
       <w:spacing w:val="-10"/>
@@ -954,7 +954,7 @@
     <w:link w:val="SubtitleChar"/>
     <w:uiPriority w:val="11"/>
     <w:qFormat/>
-    <w:rsid w:val="001C38FD"/>
+    <w:rsid w:val="008D4BD4"/>
     <w:pPr>
       <w:numPr>
         <w:ilvl w:val="1"/>
@@ -973,7 +973,7 @@
     <w:basedOn w:val="DefaultParagraphFont"/>
     <w:link w:val="Subtitle"/>
     <w:uiPriority w:val="11"/>
-    <w:rsid w:val="001C38FD"/>
+    <w:rsid w:val="008D4BD4"/>
     <w:rPr>
       <w:rFonts w:eastAsiaTheme="majorEastAsia" w:cstheme="majorBidi"/>
       <w:color w:val="595959" w:themeColor="text1" w:themeTint="A6"/>
@@ -989,7 +989,7 @@
     <w:link w:val="QuoteChar"/>
     <w:uiPriority w:val="29"/>
     <w:qFormat/>
-    <w:rsid w:val="001C38FD"/>
+    <w:rsid w:val="008D4BD4"/>
     <w:pPr>
       <w:spacing w:before="160"/>
       <w:jc w:val="center"/>
@@ -1005,7 +1005,7 @@
     <w:basedOn w:val="DefaultParagraphFont"/>
     <w:link w:val="Quote"/>
     <w:uiPriority w:val="29"/>
-    <w:rsid w:val="001C38FD"/>
+    <w:rsid w:val="008D4BD4"/>
     <w:rPr>
       <w:i/>
       <w:iCs/>
@@ -1017,7 +1017,7 @@
     <w:basedOn w:val="Normal"/>
     <w:uiPriority w:val="34"/>
     <w:qFormat/>
-    <w:rsid w:val="001C38FD"/>
+    <w:rsid w:val="008D4BD4"/>
     <w:pPr>
       <w:ind w:left="720"/>
       <w:contextualSpacing/>
@@ -1028,7 +1028,7 @@
     <w:basedOn w:val="DefaultParagraphFont"/>
     <w:uiPriority w:val="21"/>
     <w:qFormat/>
-    <w:rsid w:val="001C38FD"/>
+    <w:rsid w:val="008D4BD4"/>
     <w:rPr>
       <w:i/>
       <w:iCs/>
@@ -1042,7 +1042,7 @@
     <w:link w:val="IntenseQuoteChar"/>
     <w:uiPriority w:val="30"/>
     <w:qFormat/>
-    <w:rsid w:val="001C38FD"/>
+    <w:rsid w:val="008D4BD4"/>
     <w:pPr>
       <w:pBdr>
         <w:top w:val="single" w:sz="4" w:space="10" w:color="2F5496" w:themeColor="accent1" w:themeShade="BF"/>
@@ -1063,7 +1063,7 @@
     <w:basedOn w:val="DefaultParagraphFont"/>
     <w:link w:val="IntenseQuote"/>
     <w:uiPriority w:val="30"/>
-    <w:rsid w:val="001C38FD"/>
+    <w:rsid w:val="008D4BD4"/>
     <w:rPr>
       <w:i/>
       <w:iCs/>
@@ -1075,7 +1075,7 @@
     <w:basedOn w:val="DefaultParagraphFont"/>
     <w:uiPriority w:val="32"/>
     <w:qFormat/>
-    <w:rsid w:val="001C38FD"/>
+    <w:rsid w:val="008D4BD4"/>
     <w:rPr>
       <w:b/>
       <w:bCs/>
@@ -1090,7 +1090,7 @@
     <w:uiPriority w:val="99"/>
     <w:semiHidden/>
     <w:unhideWhenUsed/>
-    <w:rsid w:val="001C38FD"/>
+    <w:rsid w:val="008D4BD4"/>
     <w:rPr>
       <w:sz w:val="16"/>
       <w:szCs w:val="16"/>
@@ -1103,7 +1103,7 @@
     <w:uiPriority w:val="99"/>
     <w:semiHidden/>
     <w:unhideWhenUsed/>
-    <w:rsid w:val="001C38FD"/>
+    <w:rsid w:val="008D4BD4"/>
     <w:pPr>
       <w:spacing w:line="240" w:lineRule="auto"/>
     </w:pPr>
@@ -1118,7 +1118,7 @@
     <w:link w:val="CommentText"/>
     <w:uiPriority w:val="99"/>
     <w:semiHidden/>
-    <w:rsid w:val="001C38FD"/>
+    <w:rsid w:val="008D4BD4"/>
     <w:rPr>
       <w:sz w:val="20"/>
       <w:szCs w:val="20"/>
@@ -1132,7 +1132,7 @@
     <w:uiPriority w:val="99"/>
     <w:semiHidden/>
     <w:unhideWhenUsed/>
-    <w:rsid w:val="001C38FD"/>
+    <w:rsid w:val="008D4BD4"/>
     <w:rPr>
       <w:b/>
       <w:bCs/>
@@ -1144,7 +1144,7 @@
     <w:link w:val="CommentSubject"/>
     <w:uiPriority w:val="99"/>
     <w:semiHidden/>
-    <w:rsid w:val="001C38FD"/>
+    <w:rsid w:val="008D4BD4"/>
     <w:rPr>
       <w:b/>
       <w:bCs/>
